--- a/Resumen_Ejecutivo_Simulador_WMS.docx
+++ b/Resumen_Ejecutivo_Simulador_WMS.docx
@@ -659,7 +659,7 @@
         <w:rPr>
           <w:rFonts w:ascii="Calibri" w:hAnsi="Calibri" w:cs="Calibri"/>
         </w:rPr>
-        <w:t>El archivo fuente mezcla dos monedas: la hoja "Financials" está en dólares (USD) y "Resource Master" trae el costo de mano de obra en pesos (MXN). El costo de implementación única se convirtió a pesos con un tipo de cambio de 18.00 MXN por USD; se recomienda confirmar con Tesorería que ese es el tipo de cambio vigente que debe usarse para este programa.</w:t>
+        <w:t xml:space="preserve">El archivo fuente mezcla dos monedas: la hoja "Financials" está en dólares (USD) y "Resource Master" trae el costo de mano de obra en pesos (MXN). El costo de implementación única se convirtió a pesos con un tipo de cambio de 18.00 MXN por USD; Tesorería confirmó que ese es el tipo de cambio vigente para este programa.</w:t>
       </w:r>
     </w:p>
     <w:p>
